--- a/resources/templates/tpl_audit_evidence.docx
+++ b/resources/templates/tpl_audit_evidence.docx
@@ -1,6 +1,7 @@
 
 <file path=word/document.xml><?xml version="1.0" encoding="UTF-8" standalone="yes"?>
-<w:document xmlns:wpc="http://schemas.microsoft.com/office/word/2010/wordprocessingCanvas" xmlns:mc="http://schemas.openxmlformats.org/markup-compatibility/2006" xmlns:o="urn:schemas-microsoft-com:office:office" xmlns:r="http://schemas.openxmlformats.org/officeDocument/2006/relationships" xmlns:m="http://schemas.openxmlformats.org/officeDocument/2006/math" xmlns:v="urn:schemas-microsoft-com:vml" xmlns:wp14="http://schemas.microsoft.com/office/word/2010/wordprocessingDrawing" xmlns:wp="http://schemas.openxmlformats.org/drawingml/2006/wordprocessingDrawing" xmlns:w="http://schemas.openxmlformats.org/wordprocessingml/2006/main" xmlns:w14="http://schemas.microsoft.com/office/word/2010/wordml" xmlns:w10="urn:schemas-microsoft-com:office:word" xmlns:w15="http://schemas.microsoft.com/office/word/2012/wordml" xmlns:wpg="http://schemas.microsoft.com/office/word/2010/wordprocessingGroup" xmlns:wpi="http://schemas.microsoft.com/office/word/2010/wordprocessingInk" xmlns:wne="http://schemas.microsoft.com/office/word/2006/wordml" xmlns:wps="http://schemas.microsoft.com/office/word/2010/wordprocessingShape" xmlns:wpsCustomData="http://www.wps.cn/officeDocument/2013/wpsCustomData" mc:Ignorable="w14 w15 wp14"><w:body><w:p><w:pPr><w:spacing w:after="120" w:afterLines="0" w:line="360" w:lineRule="auto"/><w:jc w:val="center"/><w:rPr><w:rFonts w:hint="eastAsia" w:ascii="长城小标宋体" w:hAnsi="长城小标宋体" w:eastAsia="长城小标宋体" w:cs="长城小标宋体"/><w:b w:val="0"/><w:bCs/><w:sz w:val="44"/><w:szCs w:val="44"/></w:rPr></w:pPr><w:r><w:rPr><w:rFonts w:hint="eastAsia" w:ascii="长城小标宋体" w:hAnsi="长城小标宋体" w:eastAsia="长城小标宋体" w:cs="长城小标宋体"/><w:b w:val="0"/><w:bCs/><w:sz w:val="44"/><w:szCs w:val="44"/></w:rPr><w:t>审 计 取 证 单</w:t></w:r></w:p><w:p><w:pPr><w:jc w:val="center"/><w:rPr><w:rFonts w:ascii="Times New Roman" w:hAnsi="Times New Roman"/></w:rPr></w:pPr><w:r><w:rPr><w:rFonts w:hint="eastAsia" w:ascii="Times New Roman" w:hAnsi="Times New Roman"/><w:lang w:eastAsia="zh-CN"/></w:rPr><w:t>编号：</w:t></w:r><w:r><w:rPr><w:rFonts w:ascii="Times New Roman" w:hAnsi="Times New Roman"/></w:rPr><w:t xml:space="preserve">      </w:t></w:r><w:r><w:rPr><w:rFonts w:ascii="Times New Roman" w:hAnsi="Times New Roman"/></w:rPr><w:tab/></w:r><w:r><w:rPr><w:rFonts w:ascii="Times New Roman" w:hAnsi="Times New Roman"/></w:rPr><w:tab/></w:r><w:r><w:rPr><w:rFonts w:ascii="Times New Roman" w:hAnsi="Times New Roman"/></w:rPr><w:tab/></w:r><w:r><w:rPr><w:rFonts w:ascii="Times New Roman" w:hAnsi="Times New Roman"/></w:rPr><w:tab/></w:r><w:r><w:rPr><w:rFonts w:ascii="Times New Roman" w:hAnsi="Times New Roman"/></w:rPr><w:tab/></w:r><w:r><w:rPr><w:rFonts w:ascii="Times New Roman" w:hAnsi="Times New Roman"/></w:rPr><w:t xml:space="preserve">                          </w:t></w:r><w:r><w:rPr><w:rFonts w:hint="eastAsia" w:ascii="Times New Roman" w:hAnsi="Times New Roman"/></w:rPr><w:t xml:space="preserve">  </w:t></w:r><w:bookmarkStart w:id="0" w:name="_GoBack"/><w:bookmarkEnd w:id="0"/><w:r><w:rPr><w:rFonts w:hint="eastAsia" w:ascii="Times New Roman" w:hAnsi="Times New Roman"/></w:rPr><w:t xml:space="preserve"> </w:t></w:r><w:r><w:rPr><w:rFonts w:ascii="Times New Roman" w:hAnsi="Times New Roman"/></w:rPr><w:t>第     页（共    页）</w:t></w:r></w:p><w:tbl><w:tblPr><w:tblStyle w:val="4"/><w:tblW w:w="4999" w:type="pct"/><w:jc w:val="center"/><w:tblBorders><w:top w:val="single" w:color="auto" w:sz="4" w:space="0"/><w:left w:val="single" w:color="auto" w:sz="4" w:space="0"/><w:bottom w:val="single" w:color="auto" w:sz="4" w:space="0"/><w:right w:val="single" w:color="auto" w:sz="4" w:space="0"/><w:insideH w:val="single" w:color="auto" w:sz="4" w:space="0"/><w:insideV w:val="single" w:color="auto" w:sz="4" w:space="0"/></w:tblBorders><w:tblLayout w:type="autofit"/><w:tblCellMar><w:top w:w="0" w:type="dxa"/><w:left w:w="108" w:type="dxa"/><w:bottom w:w="0" w:type="dxa"/><w:right w:w="108" w:type="dxa"/></w:tblCellMar></w:tblPr><w:tblGrid><w:gridCol w:w="992"/><w:gridCol w:w="65"/><w:gridCol w:w="1179"/><w:gridCol w:w="234"/><w:gridCol w:w="1057"/><w:gridCol w:w="1283"/><w:gridCol w:w="1186"/><w:gridCol w:w="72"/><w:gridCol w:w="985"/><w:gridCol w:w="1467"/></w:tblGrid><w:tr><w:tblPrEx><w:tblBorders><w:top w:val="single" w:color="auto" w:sz="4" w:space="0"/><w:left w:val="single" w:color="auto" w:sz="4" w:space="0"/><w:bottom w:val="single" w:color="auto" w:sz="4" w:space="0"/><w:right w:val="single" w:color="auto" w:sz="4" w:space="0"/><w:insideH w:val="single" w:color="auto" w:sz="4" w:space="0"/><w:insideV w:val="single" w:color="auto" w:sz="4" w:space="0"/></w:tblBorders><w:tblCellMar><w:top w:w="0" w:type="dxa"/><w:left w:w="108" w:type="dxa"/><w:bottom w:w="0" w:type="dxa"/><w:right w:w="108" w:type="dxa"/></w:tblCellMar></w:tblPrEx><w:trPr><w:trHeight w:val="630" w:hRule="atLeast"/><w:jc w:val="center"/></w:trPr><w:tc><w:tcPr><w:tcW w:w="1312" w:type="pct"/><w:gridSpan w:val="3"/><w:noWrap w:val="0"/><w:vAlign w:val="center"/></w:tcPr><w:p><w:pPr><w:jc w:val="center"/><w:rPr><w:rFonts w:ascii="Times New Roman" w:hAnsi="Times New Roman"/></w:rPr></w:pPr><w:r><w:rPr><w:rFonts w:ascii="Times New Roman" w:hAnsi="Times New Roman"/></w:rPr><w:t>项目名称</w:t></w:r></w:p></w:tc><w:tc><w:tcPr><w:tcW w:w="3687" w:type="pct"/><w:gridSpan w:val="7"/><w:noWrap w:val="0"/><w:vAlign w:val="top"/></w:tcPr><w:p><w:pPr><w:rPr><w:rFonts w:ascii="Times New Roman" w:hAnsi="Times New Roman"/></w:rPr></w:pPr></w:p><w:r><w:t xml:space="preserve">{projectName}</w:t></w:r></w:tc></w:tr><w:tr><w:tblPrEx><w:tblBorders><w:top w:val="single" w:color="auto" w:sz="4" w:space="0"/><w:left w:val="single" w:color="auto" w:sz="4" w:space="0"/><w:bottom w:val="single" w:color="auto" w:sz="4" w:space="0"/><w:right w:val="single" w:color="auto" w:sz="4" w:space="0"/><w:insideH w:val="single" w:color="auto" w:sz="4" w:space="0"/><w:insideV w:val="single" w:color="auto" w:sz="4" w:space="0"/></w:tblBorders><w:tblCellMar><w:top w:w="0" w:type="dxa"/><w:left w:w="108" w:type="dxa"/><w:bottom w:w="0" w:type="dxa"/><w:right w:w="108" w:type="dxa"/></w:tblCellMar></w:tblPrEx><w:trPr><w:trHeight w:val="630" w:hRule="atLeast"/><w:jc w:val="center"/></w:trPr><w:tc><w:tcPr><w:tcW w:w="1312" w:type="pct"/><w:gridSpan w:val="3"/><w:noWrap w:val="0"/><w:vAlign w:val="center"/></w:tcPr><w:p><w:pPr><w:jc w:val="center"/><w:rPr><w:rFonts w:hint="eastAsia" w:ascii="Times New Roman" w:hAnsi="Times New Roman"/></w:rPr></w:pPr><w:r><w:rPr><w:rFonts w:ascii="Times New Roman" w:hAnsi="Times New Roman"/></w:rPr><w:t>被审计</w:t></w:r><w:r><w:rPr><w:rFonts w:hint="eastAsia" w:ascii="Times New Roman" w:hAnsi="Times New Roman"/><w:i/></w:rPr><w:t>（调查）</w:t></w:r></w:p><w:p><w:pPr><w:jc w:val="center"/><w:rPr><w:rFonts w:hint="eastAsia" w:ascii="Times New Roman" w:hAnsi="Times New Roman"/></w:rPr></w:pPr><w:r><w:rPr><w:rFonts w:ascii="Times New Roman" w:hAnsi="Times New Roman"/></w:rPr><w:t>单位</w:t></w:r><w:r><w:rPr><w:rFonts w:hint="eastAsia" w:ascii="Times New Roman" w:hAnsi="Times New Roman"/></w:rPr><w:t>或个人</w:t></w:r></w:p></w:tc><w:tc><w:tcPr><w:tcW w:w="3687" w:type="pct"/><w:gridSpan w:val="7"/><w:noWrap w:val="0"/><w:vAlign w:val="top"/></w:tcPr><w:p><w:pPr><w:rPr><w:rFonts w:ascii="Times New Roman" w:hAnsi="Times New Roman"/></w:rPr></w:pPr></w:p><w:r><w:t xml:space="preserve">{auditedUnit}</w:t></w:r></w:tc></w:tr><w:tr><w:tblPrEx><w:tblBorders><w:top w:val="single" w:color="auto" w:sz="4" w:space="0"/><w:left w:val="single" w:color="auto" w:sz="4" w:space="0"/><w:bottom w:val="single" w:color="auto" w:sz="4" w:space="0"/><w:right w:val="single" w:color="auto" w:sz="4" w:space="0"/><w:insideH w:val="single" w:color="auto" w:sz="4" w:space="0"/><w:insideV w:val="single" w:color="auto" w:sz="4" w:space="0"/></w:tblBorders><w:tblCellMar><w:top w:w="0" w:type="dxa"/><w:left w:w="108" w:type="dxa"/><w:bottom w:w="0" w:type="dxa"/><w:right w:w="108" w:type="dxa"/></w:tblCellMar></w:tblPrEx><w:trPr><w:trHeight w:val="630" w:hRule="atLeast"/><w:jc w:val="center"/></w:trPr><w:tc><w:tcPr><w:tcW w:w="1312" w:type="pct"/><w:gridSpan w:val="3"/><w:noWrap w:val="0"/><w:vAlign w:val="center"/></w:tcPr><w:p><w:pPr><w:jc w:val="center"/><w:rPr><w:rFonts w:hint="eastAsia" w:ascii="Times New Roman" w:hAnsi="Times New Roman"/></w:rPr></w:pPr><w:r><w:rPr><w:rFonts w:ascii="Times New Roman" w:hAnsi="Times New Roman"/></w:rPr><w:t>审计</w:t></w:r><w:r><w:rPr><w:rFonts w:ascii="Times New Roman" w:hAnsi="Times New Roman"/><w:i/></w:rPr><w:t>（调查）</w:t></w:r><w:r><w:rPr><w:rFonts w:ascii="Times New Roman" w:hAnsi="Times New Roman"/></w:rPr><w:t>事项</w:t></w:r></w:p></w:tc><w:tc><w:tcPr><w:tcW w:w="3687" w:type="pct"/><w:gridSpan w:val="7"/><w:noWrap w:val="0"/><w:vAlign w:val="top"/></w:tcPr><w:p><w:pPr><w:rPr><w:rFonts w:ascii="Times New Roman" w:hAnsi="Times New Roman"/></w:rPr></w:pPr></w:p><w:r><w:t xml:space="preserve">{auditMatter}</w:t></w:r></w:tc></w:tr><w:tr><w:tblPrEx><w:tblBorders><w:top w:val="single" w:color="auto" w:sz="4" w:space="0"/><w:left w:val="single" w:color="auto" w:sz="4" w:space="0"/><w:bottom w:val="single" w:color="auto" w:sz="4" w:space="0"/><w:right w:val="single" w:color="auto" w:sz="4" w:space="0"/><w:insideH w:val="single" w:color="auto" w:sz="4" w:space="0"/><w:insideV w:val="single" w:color="auto" w:sz="4" w:space="0"/></w:tblBorders><w:tblCellMar><w:top w:w="0" w:type="dxa"/><w:left w:w="108" w:type="dxa"/><w:bottom w:w="0" w:type="dxa"/><w:right w:w="108" w:type="dxa"/></w:tblCellMar></w:tblPrEx><w:trPr><w:cantSplit/><w:trHeight w:val="2840" w:hRule="atLeast"/><w:jc w:val="center"/></w:trPr><w:tc><w:tcPr><w:tcW w:w="582" w:type="pct"/><w:tcBorders><w:bottom w:val="single" w:color="auto" w:sz="4" w:space="0"/></w:tcBorders><w:noWrap w:val="0"/><w:vAlign w:val="center"/></w:tcPr><w:p><w:pPr><w:jc w:val="center"/><w:rPr><w:rFonts w:ascii="Times New Roman" w:hAnsi="Times New Roman"/></w:rPr></w:pPr><w:r><w:rPr><w:rFonts w:ascii="Times New Roman" w:hAnsi="Times New Roman"/></w:rPr><w:t>审计</w:t></w:r></w:p><w:p><w:pPr><w:jc w:val="center"/><w:rPr><w:rFonts w:ascii="Times New Roman" w:hAnsi="Times New Roman"/></w:rPr></w:pPr></w:p><w:p><w:pPr><w:jc w:val="center"/><w:rPr><w:rFonts w:ascii="Times New Roman" w:hAnsi="Times New Roman"/><w:i/></w:rPr></w:pPr><w:r><w:rPr><w:rFonts w:ascii="Times New Roman" w:hAnsi="Times New Roman"/><w:i/></w:rPr><w:t>（调查）</w:t></w:r></w:p><w:p><w:pPr><w:jc w:val="center"/><w:rPr><w:rFonts w:ascii="Times New Roman" w:hAnsi="Times New Roman"/></w:rPr></w:pPr></w:p><w:p><w:pPr><w:jc w:val="center"/><w:rPr><w:rFonts w:ascii="Times New Roman" w:hAnsi="Times New Roman"/></w:rPr></w:pPr><w:r><w:rPr><w:rFonts w:ascii="Times New Roman" w:hAnsi="Times New Roman"/></w:rPr><w:t>事项</w:t></w:r></w:p><w:p><w:pPr><w:jc w:val="center"/><w:rPr><w:rFonts w:ascii="Times New Roman" w:hAnsi="Times New Roman"/></w:rPr></w:pPr></w:p><w:p><w:pPr><w:jc w:val="center"/><w:rPr><w:rFonts w:ascii="Times New Roman" w:hAnsi="Times New Roman"/></w:rPr></w:pPr><w:r><w:rPr><w:rFonts w:ascii="Times New Roman" w:hAnsi="Times New Roman"/></w:rPr><w:t>摘要</w:t></w:r></w:p></w:tc><w:tc></w:r><w:r><w:rPr><w:rFonts w:hint="default" w:ascii="Times New Roman" w:hAnsi="Times New Roman" w:cs="Times New Roman"/><w:i/><w:iCs/><w:lang w:val="en-US" w:eastAsia="zh-CN"/></w:rPr></w:r><w:r><w:rPr><w:rFonts w:hint="default" w:ascii="Times New Roman" w:hAnsi="Times New Roman" w:cs="Times New Roman"/><w:i/><w:iCs/></w:rPr></w:r><w:r><w:rPr><w:rFonts w:hint="default" w:ascii="Times New Roman" w:hAnsi="Times New Roman" w:eastAsia="宋体" w:cs="Times New Roman"/><w:i/><w:iCs/><w:sz w:val="21"/><w:szCs w:val="22"/><w:lang w:eastAsia="zh-CN"/></w:rPr></w:r><w:r><w:rPr><w:rFonts w:hint="default" w:ascii="Times New Roman" w:hAnsi="Times New Roman" w:cs="Times New Roman"/><w:i/><w:iCs/></w:rPr></w:r><w:r><w:rPr><w:rFonts w:hint="default" w:ascii="Times New Roman" w:hAnsi="Times New Roman" w:eastAsia="宋体" w:cs="Times New Roman"/><w:i/><w:iCs/><w:sz w:val="21"/><w:szCs w:val="22"/><w:lang w:eastAsia="zh-CN"/></w:rPr></w:r><w:r><w:rPr><w:rFonts w:hint="eastAsia" w:ascii="Times New Roman" w:hAnsi="Times New Roman" w:eastAsia="宋体" w:cs="Times New Roman"/><w:i/><w:iCs/><w:sz w:val="21"/><w:szCs w:val="22"/><w:lang w:eastAsia="zh-CN"/></w:rPr></w:r><w:r><w:rPr><w:rFonts w:hint="default" w:ascii="Times New Roman" w:hAnsi="Times New Roman" w:cs="Times New Roman"/><w:i/><w:iCs/></w:rPr></w:r><w:r><w:rPr><w:rFonts w:hint="eastAsia" w:ascii="Times New Roman" w:hAnsi="Times New Roman" w:cs="Times New Roman"/><w:i/><w:iCs/><w:lang w:eastAsia="zh-CN"/></w:rPr></w:r><w:r><w:rPr><w:rFonts w:hint="default" w:ascii="Times New Roman" w:hAnsi="Times New Roman" w:cs="Times New Roman"/><w:i/><w:iCs/></w:rPr></w:r><w:r><w:rPr><w:rFonts w:hint="eastAsia" w:ascii="Times New Roman" w:hAnsi="Times New Roman" w:cs="Times New Roman"/><w:i/><w:iCs/><w:lang w:eastAsia="zh-CN"/></w:rPr></w:r><w:r><w:rPr><w:rFonts w:hint="default" w:ascii="Times New Roman" w:hAnsi="Times New Roman" w:cs="Times New Roman"/><w:i/><w:iCs/></w:rPr></w:r><w:r><w:rPr><w:rFonts w:hint="eastAsia" w:ascii="Times New Roman" w:hAnsi="Times New Roman" w:cs="Times New Roman"/><w:i/><w:iCs/><w:lang w:eastAsia="zh-CN"/></w:rPr></w:r><w:r><w:rPr><w:rFonts w:hint="default" w:ascii="Times New Roman" w:hAnsi="Times New Roman" w:eastAsia="宋体" w:cs="Times New Roman"/><w:i/><w:iCs/><w:sz w:val="21"/><w:szCs w:val="22"/><w:lang w:val="en-US" w:eastAsia="zh-CN"/></w:rPr></w:r><w:r><w:rPr><w:rFonts w:hint="default" w:ascii="Times New Roman" w:hAnsi="Times New Roman" w:eastAsia="宋体" w:cs="Times New Roman"/><w:i/><w:iCs/><w:sz w:val="21"/><w:szCs w:val="22"/><w:lang w:eastAsia="zh-CN"/></w:rPr></w:r></w:p><w:p><w:pPr><w:pStyle w:val="3"/><w:rPr><w:rFonts w:hint="eastAsia"/><w:lang w:eastAsia="zh-CN"/></w:rPr></w:pPr></w:p><w:r><w:t xml:space="preserve">{matterSummary}</w:t></w:r></w:tc></w:tr><w:tr><w:tblPrEx><w:tblBorders><w:top w:val="single" w:color="auto" w:sz="4" w:space="0"/><w:left w:val="single" w:color="auto" w:sz="4" w:space="0"/><w:bottom w:val="single" w:color="auto" w:sz="4" w:space="0"/><w:right w:val="single" w:color="auto" w:sz="4" w:space="0"/><w:insideH w:val="single" w:color="auto" w:sz="4" w:space="0"/><w:insideV w:val="single" w:color="auto" w:sz="4" w:space="0"/></w:tblBorders><w:tblCellMar><w:top w:w="0" w:type="dxa"/><w:left w:w="108" w:type="dxa"/><w:bottom w:w="0" w:type="dxa"/><w:right w:w="108" w:type="dxa"/></w:tblCellMar></w:tblPrEx><w:trPr><w:cantSplit/><w:trHeight w:val="420" w:hRule="atLeast"/><w:jc w:val="center"/></w:trPr><w:tc><w:tcPr><w:tcW w:w="1449" w:type="pct"/><w:gridSpan w:val="4"/><w:tcBorders><w:top w:val="single" w:color="auto" w:sz="4" w:space="0"/><w:left w:val="single" w:color="auto" w:sz="4" w:space="0"/><w:bottom w:val="single" w:color="auto" w:sz="4" w:space="0"/><w:right w:val="single" w:color="auto" w:sz="4" w:space="0"/></w:tcBorders><w:noWrap w:val="0"/><w:vAlign w:val="center"/></w:tcPr><w:p><w:pPr><w:rPr><w:rFonts w:ascii="Times New Roman" w:hAnsi="Times New Roman"/></w:rPr></w:pPr><w:r><w:rPr><w:rFonts w:ascii="Times New Roman" w:hAnsi="Times New Roman"/></w:rPr><w:t>审计人员</w:t></w:r></w:p></w:tc><w:tc><w:tcPr><w:tcW w:w="1373" w:type="pct"/><w:gridSpan w:val="2"/><w:tcBorders><w:top w:val="single" w:color="auto" w:sz="4" w:space="0"/><w:left w:val="single" w:color="auto" w:sz="4" w:space="0"/><w:bottom w:val="single" w:color="auto" w:sz="4" w:space="0"/><w:right w:val="single" w:color="auto" w:sz="4" w:space="0"/></w:tcBorders><w:noWrap w:val="0"/><w:vAlign w:val="center"/></w:tcPr><w:p><w:pPr><w:rPr><w:rFonts w:ascii="Times New Roman" w:hAnsi="Times New Roman"/></w:rPr></w:pPr></w:p><w:r><w:t xml:space="preserve">{auditorName}</w:t></w:r></w:tc><w:tc><w:tcPr><w:tcW w:w="738" w:type="pct"/><w:gridSpan w:val="2"/><w:tcBorders><w:top w:val="single" w:color="auto" w:sz="4" w:space="0"/><w:left w:val="single" w:color="auto" w:sz="4" w:space="0"/><w:bottom w:val="single" w:color="auto" w:sz="4" w:space="0"/><w:right w:val="single" w:color="auto" w:sz="4" w:space="0"/></w:tcBorders><w:noWrap w:val="0"/><w:vAlign w:val="center"/></w:tcPr><w:p><w:pPr><w:jc w:val="center"/><w:rPr><w:rFonts w:ascii="Times New Roman" w:hAnsi="Times New Roman"/></w:rPr></w:pPr><w:r><w:rPr><w:rFonts w:ascii="Times New Roman" w:hAnsi="Times New Roman"/></w:rPr><w:t>编制日期</w:t></w:r></w:p></w:tc><w:tc><w:tcPr><w:tcW w:w="1439" w:type="pct"/><w:gridSpan w:val="2"/><w:tcBorders><w:top w:val="single" w:color="auto" w:sz="4" w:space="0"/><w:left w:val="single" w:color="auto" w:sz="4" w:space="0"/><w:bottom w:val="single" w:color="auto" w:sz="4" w:space="0"/><w:right w:val="single" w:color="auto" w:sz="4" w:space="0"/></w:tcBorders><w:noWrap w:val="0"/><w:vAlign w:val="center"/></w:tcPr><w:p><w:pPr><w:rPr><w:rFonts w:ascii="Times New Roman" w:hAnsi="Times New Roman"/></w:rPr></w:pPr></w:p><w:r><w:t xml:space="preserve">{compileDate}</w:t></w:r></w:tc></w:tr><w:tr><w:tblPrEx><w:tblBorders><w:top w:val="single" w:color="auto" w:sz="4" w:space="0"/><w:left w:val="single" w:color="auto" w:sz="4" w:space="0"/><w:bottom w:val="single" w:color="auto" w:sz="4" w:space="0"/><w:right w:val="single" w:color="auto" w:sz="4" w:space="0"/><w:insideH w:val="single" w:color="auto" w:sz="4" w:space="0"/><w:insideV w:val="single" w:color="auto" w:sz="4" w:space="0"/></w:tblBorders><w:tblCellMar><w:top w:w="0" w:type="dxa"/><w:left w:w="108" w:type="dxa"/><w:bottom w:w="0" w:type="dxa"/><w:right w:w="108" w:type="dxa"/></w:tblCellMar></w:tblPrEx><w:trPr><w:cantSplit/><w:trHeight w:val="1358" w:hRule="atLeast"/><w:jc w:val="center"/></w:trPr><w:tc><w:tcPr><w:tcW w:w="620" w:type="pct"/><w:gridSpan w:val="2"/><w:vMerge w:val="restart"/><w:tcBorders><w:top w:val="single" w:color="auto" w:sz="4" w:space="0"/><w:left w:val="single" w:color="auto" w:sz="4" w:space="0"/><w:bottom w:val="single" w:color="auto" w:sz="4" w:space="0"/><w:right w:val="single" w:color="auto" w:sz="4" w:space="0"/></w:tcBorders><w:noWrap w:val="0"/><w:vAlign w:val="center"/></w:tcPr><w:p><w:pPr><w:jc w:val="center"/><w:rPr><w:rFonts w:hint="eastAsia" w:ascii="Times New Roman" w:hAnsi="Times New Roman"/></w:rPr></w:pPr><w:r><w:rPr><w:rFonts w:hint="eastAsia" w:ascii="Times New Roman" w:hAnsi="Times New Roman"/></w:rPr><w:t>证据</w:t></w:r></w:p><w:p><w:pPr><w:jc w:val="center"/><w:rPr><w:rFonts w:hint="eastAsia" w:ascii="Times New Roman" w:hAnsi="Times New Roman"/></w:rPr></w:pPr><w:r><w:rPr><w:rFonts w:hint="eastAsia" w:ascii="Times New Roman" w:hAnsi="Times New Roman"/></w:rPr><w:t>提供</w:t></w:r></w:p><w:p><w:pPr><w:jc w:val="center"/><w:rPr><w:rFonts w:hint="eastAsia" w:ascii="Times New Roman" w:hAnsi="Times New Roman"/><w:lang w:eastAsia="zh-CN"/></w:rPr></w:pPr><w:r><w:rPr><w:rFonts w:ascii="Times New Roman" w:hAnsi="Times New Roman"/></w:rPr><w:t>单位</w:t></w:r><w:r><w:rPr><w:rFonts w:hint="eastAsia" w:ascii="Times New Roman" w:hAnsi="Times New Roman"/><w:lang w:eastAsia="zh-CN"/></w:rPr><w:t>或</w:t></w:r></w:p><w:p><w:pPr><w:jc w:val="center"/><w:rPr><w:rFonts w:hint="eastAsia" w:ascii="Times New Roman" w:hAnsi="Times New Roman" w:eastAsia="宋体"/><w:lang w:eastAsia="zh-CN"/></w:rPr></w:pPr><w:r><w:rPr><w:rFonts w:hint="eastAsia" w:ascii="Times New Roman" w:hAnsi="Times New Roman"/><w:lang w:eastAsia="zh-CN"/></w:rPr><w:t>个人</w:t></w:r></w:p><w:p><w:pPr><w:jc w:val="center"/><w:rPr><w:rFonts w:hint="eastAsia" w:ascii="Times New Roman" w:hAnsi="Times New Roman"/></w:rPr></w:pPr><w:r><w:rPr><w:rFonts w:ascii="Times New Roman" w:hAnsi="Times New Roman"/></w:rPr><w:t>意见</w:t></w:r></w:p></w:tc><w:tc><w:tcPr><w:tcW w:w="4379" w:type="pct"/><w:gridSpan w:val="8"/><w:tcBorders><w:top w:val="single" w:color="auto" w:sz="4" w:space="0"/><w:left w:val="single" w:color="auto" w:sz="4" w:space="0"/><w:bottom w:val="single" w:color="auto" w:sz="4" w:space="0"/><w:right w:val="single" w:color="auto" w:sz="4" w:space="0"/></w:tcBorders><w:noWrap w:val="0"/><w:vAlign w:val="center"/></w:tcPr><w:p><w:pPr><w:rPr><w:rFonts w:hint="eastAsia" w:ascii="Times New Roman" w:hAnsi="Times New Roman"/></w:rPr></w:pPr></w:p><w:p><w:pPr><w:rPr><w:rFonts w:hint="eastAsia" w:ascii="Times New Roman" w:hAnsi="Times New Roman"/></w:rPr></w:pPr></w:p><w:p><w:pPr><w:rPr><w:rFonts w:hint="eastAsia" w:ascii="Times New Roman" w:hAnsi="Times New Roman"/></w:rPr></w:pPr></w:p><w:p><w:pPr><w:rPr><w:rFonts w:hint="eastAsia" w:ascii="Times New Roman" w:hAnsi="Times New Roman"/><w:i/></w:rPr></w:pPr></w:p><w:r><w:t xml:space="preserve">{providerOpinion}</w:t></w:r></w:tc></w:tr><w:tr><w:tblPrEx><w:tblBorders><w:top w:val="single" w:color="auto" w:sz="4" w:space="0"/><w:left w:val="single" w:color="auto" w:sz="4" w:space="0"/><w:bottom w:val="single" w:color="auto" w:sz="4" w:space="0"/><w:right w:val="single" w:color="auto" w:sz="4" w:space="0"/><w:insideH w:val="single" w:color="auto" w:sz="4" w:space="0"/><w:insideV w:val="single" w:color="auto" w:sz="4" w:space="0"/></w:tblBorders><w:tblCellMar><w:top w:w="0" w:type="dxa"/><w:left w:w="108" w:type="dxa"/><w:bottom w:w="0" w:type="dxa"/><w:right w:w="108" w:type="dxa"/></w:tblCellMar></w:tblPrEx><w:trPr><w:cantSplit/><w:trHeight w:val="1147" w:hRule="atLeast"/><w:jc w:val="center"/></w:trPr><w:tc><w:tcPr><w:tcW w:w="620" w:type="pct"/><w:gridSpan w:val="2"/><w:vMerge w:val="continue"/><w:tcBorders><w:top w:val="single" w:color="auto" w:sz="4" w:space="0"/><w:left w:val="single" w:color="auto" w:sz="4" w:space="0"/><w:bottom w:val="single" w:color="auto" w:sz="4" w:space="0"/><w:right w:val="single" w:color="auto" w:sz="4" w:space="0"/></w:tcBorders><w:noWrap w:val="0"/><w:vAlign w:val="center"/></w:tcPr><w:p><w:pPr><w:jc w:val="center"/><w:rPr><w:rFonts w:hint="eastAsia" w:ascii="Times New Roman" w:hAnsi="Times New Roman"/></w:rPr></w:pPr></w:p></w:tc><w:tc></w:r><w:r><w:rPr><w:rFonts w:hint="eastAsia" w:ascii="Times New Roman" w:hAnsi="Times New Roman" w:cs="Times New Roman"/><w:szCs w:val="22"/><w:lang w:eastAsia="zh-CN"/></w:rPr></w:r><w:r><w:rPr><w:rFonts w:hint="eastAsia" w:ascii="Times New Roman" w:hAnsi="Times New Roman" w:cs="Times New Roman"/><w:szCs w:val="22"/></w:rPr></w:r></w:p><w:r><w:t xml:space="preserve">{providerSignature}</w:t></w:r></w:tc><w:tc><w:tcPr><w:tcW w:w="1449" w:type="pct"/><w:gridSpan w:val="2"/><w:tcBorders><w:top w:val="single" w:color="auto" w:sz="4" w:space="0"/><w:left w:val="single" w:color="auto" w:sz="4" w:space="0"/><w:bottom w:val="single" w:color="auto" w:sz="4" w:space="0"/><w:right w:val="single" w:color="auto" w:sz="4" w:space="0"/></w:tcBorders><w:noWrap w:val="0"/><w:vAlign w:val="center"/></w:tcPr><w:p><w:pPr><w:rPr><w:rFonts w:ascii="Times New Roman" w:hAnsi="Times New Roman"/></w:rPr></w:pPr></w:p></w:tc><w:tc></w:r></w:p><w:r><w:t xml:space="preserve">{feedbackDeadline}</w:t></w:r></w:tc><w:tc><w:tcPr><w:tcW w:w="860" w:type="pct"/><w:tcBorders><w:top w:val="single" w:color="auto" w:sz="4" w:space="0"/><w:left w:val="single" w:color="auto" w:sz="4" w:space="0"/><w:bottom w:val="single" w:color="auto" w:sz="4" w:space="0"/><w:right w:val="single" w:color="auto" w:sz="4" w:space="0"/></w:tcBorders><w:noWrap w:val="0"/><w:vAlign w:val="center"/></w:tcPr><w:p><w:pPr><w:rPr><w:rFonts w:ascii="Times New Roman" w:hAnsi="Times New Roman"/></w:rPr></w:pPr></w:p></w:tc></w:tr></w:tbl><w:p><w:pPr><w:wordWrap w:val="0"/><w:jc w:val="right"/><w:rPr><w:rFonts w:ascii="Times New Roman" w:hAnsi="Times New Roman"/></w:rPr></w:pPr><w:r><w:rPr><w:rFonts w:ascii="Times New Roman" w:hAnsi="Times New Roman"/></w:rPr><w:t xml:space="preserve">附件：     </w:t></w:r><w:r><w:rPr><w:rFonts w:hint="eastAsia" w:ascii="Times New Roman" w:hAnsi="Times New Roman"/></w:rPr><w:t xml:space="preserve">页 </w:t></w:r></w:p><w:p><w:pPr><w:adjustRightInd w:val="0"/><w:snapToGrid w:val="0"/><w:rPr><w:rFonts w:hint="eastAsia" w:ascii="楷体" w:hAnsi="楷体" w:eastAsia="楷体" w:cs="楷体"/><w:lang w:eastAsia="zh-CN"/></w:rPr></w:pPr><w:r><w:rPr><w:rFonts w:hint="eastAsia" w:ascii="楷体" w:hAnsi="楷体" w:eastAsia="楷体" w:cs="楷体"/></w:rPr><w:t>说明：</w:t></w:r><w:r><w:rPr><w:rFonts w:hint="default" w:ascii="Times New Roman" w:hAnsi="Times New Roman" w:eastAsia="楷体" w:cs="Times New Roman"/><w:lang w:val="en-US" w:eastAsia="zh-CN"/></w:rPr><w:t>1．</w:t></w:r><w:r><w:rPr><w:rFonts w:hint="eastAsia" w:ascii="楷体" w:hAnsi="楷体" w:eastAsia="楷体" w:cs="楷体"/><w:lang w:val="en-US" w:eastAsia="zh-CN"/></w:rPr><w:t>请你单位在    年  月  日前</w:t></w:r><w:r><w:rPr><w:rFonts w:hint="eastAsia" w:ascii="楷体" w:hAnsi="楷体" w:eastAsia="楷体" w:cs="楷体"/><w:lang w:eastAsia="zh-CN"/></w:rPr><w:t>反馈意见，逾期未反馈的视为无异议。</w:t></w:r></w:p><w:p><w:pPr><w:adjustRightInd w:val="0"/><w:snapToGrid w:val="0"/><w:jc w:val="left"/><w:rPr><w:rFonts w:hint="eastAsia" w:ascii="楷体" w:hAnsi="楷体" w:eastAsia="楷体" w:cs="楷体"/></w:rPr></w:pPr><w:r><w:rPr><w:rFonts w:hint="eastAsia" w:ascii="楷体" w:hAnsi="楷体" w:eastAsia="楷体" w:cs="楷体"/><w:lang w:val="en-US" w:eastAsia="zh-CN"/></w:rPr><w:t xml:space="preserve">      </w:t></w:r><w:r><w:rPr><w:rFonts w:hint="default" w:ascii="Times New Roman" w:hAnsi="Times New Roman" w:eastAsia="楷体" w:cs="Times New Roman"/><w:lang w:val="en-US" w:eastAsia="zh-CN"/></w:rPr><w:t>2．</w:t></w:r><w:r><w:rPr><w:rFonts w:hint="eastAsia" w:ascii="楷体" w:hAnsi="楷体" w:eastAsia="楷体" w:cs="楷体"/></w:rPr><w:t>证据提供单位意见栏填写不下的，可另附说明。</w:t></w:r></w:p><w:p><w:pPr><w:pStyle w:val="2"/><w:adjustRightInd w:val="0"/><w:ind w:firstLine="630" w:firstLineChars="300"/><w:rPr><w:rFonts w:hint="eastAsia" w:ascii="楷体" w:hAnsi="楷体" w:eastAsia="楷体" w:cs="楷体"/><w:sz w:val="21"/><w:szCs w:val="22"/></w:rPr></w:pPr><w:r><w:rPr><w:rFonts w:hint="default" w:ascii="Times New Roman" w:hAnsi="Times New Roman" w:eastAsia="楷体" w:cs="Times New Roman"/><w:sz w:val="21"/><w:szCs w:val="22"/><w:lang w:val="en-US" w:eastAsia="zh-CN"/></w:rPr><w:t>3．</w:t></w:r><w:r><w:rPr><w:rFonts w:hint="eastAsia" w:ascii="楷体" w:hAnsi="楷体" w:eastAsia="楷体" w:cs="楷体"/><w:sz w:val="21"/><w:szCs w:val="22"/></w:rPr><w:t>审</w:t></w:r><w:r><w:rPr><w:rFonts w:hint="eastAsia" w:ascii="楷体" w:hAnsi="楷体" w:eastAsia="楷体" w:cs="楷体"/><w:spacing w:val="-8"/><w:sz w:val="21"/><w:szCs w:val="22"/></w:rPr><w:t>计取证单不得通过互联网、手机、微信等渠道传递</w:t></w:r><w:r><w:rPr><w:rFonts w:hint="eastAsia" w:ascii="楷体" w:hAnsi="楷体" w:eastAsia="楷体" w:cs="楷体"/><w:spacing w:val="-8"/><w:sz w:val="21"/><w:szCs w:val="22"/><w:lang w:eastAsia="zh-CN"/></w:rPr><w:t>，不得用于与审计工作无关的目的</w:t></w:r><w:r><w:rPr><w:rFonts w:hint="eastAsia" w:ascii="楷体" w:hAnsi="楷体" w:eastAsia="楷体" w:cs="楷体"/><w:spacing w:val="-8"/><w:sz w:val="21"/><w:szCs w:val="22"/></w:rPr><w:t>。</w:t></w:r></w:p><w:p><w:pPr><w:adjustRightInd w:val="0"/><w:snapToGrid w:val="0"/><w:rPr><w:rFonts w:hint="eastAsia" w:ascii="楷体" w:hAnsi="楷体" w:eastAsia="楷体" w:cs="楷体"/><w:lang w:val="en-US" w:eastAsia="zh-CN"/></w:rPr></w:pPr><w:r><w:rPr><w:rFonts w:hint="eastAsia" w:ascii="楷体" w:hAnsi="楷体" w:eastAsia="楷体" w:cs="楷体"/><w:sz w:val="21"/><w:szCs w:val="22"/><w:lang w:val="en-US" w:eastAsia="zh-CN"/></w:rPr><w:t xml:space="preserve">     </w:t></w:r><w:r><w:rPr><w:rFonts w:hint="default" w:ascii="Times New Roman" w:hAnsi="Times New Roman" w:eastAsia="楷体" w:cs="Times New Roman"/><w:sz w:val="21"/><w:szCs w:val="22"/><w:lang w:val="en-US" w:eastAsia="zh-CN"/></w:rPr><w:t xml:space="preserve"> 4．</w:t></w:r><w:r><w:rPr><w:rFonts w:hint="eastAsia" w:ascii="楷体" w:hAnsi="楷体" w:eastAsia="楷体" w:cs="楷体"/><w:sz w:val="21"/><w:szCs w:val="22"/><w:lang w:val="en-US" w:eastAsia="zh-CN"/></w:rPr><w:t>审计取证单已定密的，请严格执行有关保密规定，控制知悉范围。</w:t></w:r></w:p><w:p/><w:sectPr><w:pgSz w:w="11906" w:h="16838"/><w:pgMar w:top="1440" w:right="1800" w:bottom="1440" w:left="1800" w:header="851" w:footer="992" w:gutter="0"/><w:cols w:space="425" w:num="1"/><w:docGrid w:type="lines" w:linePitch="312" w:charSpace="0"/></w:sectPr></w:body></w:document>
+<w:document xmlns:wpc="http://schemas.microsoft.com/office/word/2010/wordprocessingCanvas" xmlns:mc="http://schemas.openxmlformats.org/markup-compatibility/2006" xmlns:o="urn:schemas-microsoft-com:office:office" xmlns:r="http://schemas.openxmlformats.org/officeDocument/2006/relationships" xmlns:m="http://schemas.openxmlformats.org/officeDocument/2006/math" xmlns:v="urn:schemas-microsoft-com:vml" xmlns:wp14="http://schemas.microsoft.com/office/word/2010/wordprocessingDrawing" xmlns:wp="http://schemas.openxmlformats.org/drawingml/2006/wordprocessingDrawing" xmlns:w="http://schemas.openxmlformats.org/wordprocessingml/2006/main" xmlns:w14="http://schemas.microsoft.com/office/word/2010/wordml" xmlns:w10="urn:schemas-microsoft-com:office:word" xmlns:w15="http://schemas.microsoft.com/office/word/2012/wordml" xmlns:wpg="http://schemas.microsoft.com/office/word/2010/wordprocessingGroup" xmlns:wpi="http://schemas.microsoft.com/office/word/2010/wordprocessingInk" xmlns:wne="http://schemas.microsoft.com/office/word/2006/wordml" xmlns:wps="http://schemas.microsoft.com/office/word/2010/wordprocessingShape" xmlns:wpsCustomData="http://www.wps.cn/officeDocument/2013/wpsCustomData" mc:Ignorable="w14 w15 wp14"><w:body><w:p><w:pPr><w:spacing w:after="120" w:afterLines="0" w:line="360" w:lineRule="auto"/><w:jc w:val="center"/><w:rPr><w:rFonts w:hint="eastAsia" w:ascii="长城小标宋体" w:hAnsi="长城小标宋体" w:eastAsia="长城小标宋体" w:cs="长城小标宋体"/><w:b w:val="0"/><w:bCs/><w:sz w:val="44"/><w:szCs w:val="44"/></w:rPr></w:pPr><w:r><w:rPr><w:rFonts w:hint="eastAsia" w:ascii="长城小标宋体" w:hAnsi="长城小标宋体" w:eastAsia="长城小标宋体" w:cs="长城小标宋体"/><w:b w:val="0"/><w:bCs/><w:sz w:val="44"/><w:szCs w:val="44"/></w:rPr><w:t>审 计 取 证 单</w:t></w:r></w:p><w:p><w:pPr><w:jc w:val="center"/><w:rPr><w:rFonts w:ascii="Times New Roman" w:hAnsi="Times New Roman"/></w:rPr></w:pPr><w:r><w:rPr><w:rFonts w:hint="eastAsia" w:ascii="Times New Roman" w:hAnsi="Times New Roman"/><w:lang w:eastAsia="zh-CN"/></w:rPr><w:t>编号：</w:t></w:r><w:r><w:rPr><w:rFonts w:ascii="Times New Roman" w:hAnsi="Times New Roman"/></w:rPr><w:t xml:space="preserve">      </w:t></w:r><w:r><w:rPr><w:rFonts w:ascii="Times New Roman" w:hAnsi="Times New Roman"/></w:rPr><w:tab/></w:r><w:r><w:rPr><w:rFonts w:ascii="Times New Roman" w:hAnsi="Times New Roman"/></w:rPr><w:tab/></w:r><w:r><w:rPr><w:rFonts w:ascii="Times New Roman" w:hAnsi="Times New Roman"/></w:rPr><w:tab/></w:r><w:r><w:rPr><w:rFonts w:ascii="Times New Roman" w:hAnsi="Times New Roman"/></w:rPr><w:tab/></w:r><w:r><w:rPr><w:rFonts w:ascii="Times New Roman" w:hAnsi="Times New Roman"/></w:rPr><w:tab/></w:r><w:r><w:rPr><w:rFonts w:ascii="Times New Roman" w:hAnsi="Times New Roman"/></w:rPr><w:t xml:space="preserve">                          </w:t></w:r><w:r><w:rPr><w:rFonts w:hint="eastAsia" w:ascii="Times New Roman" w:hAnsi="Times New Roman"/></w:rPr><w:t xml:space="preserve">  </w:t></w:r><w:bookmarkStart w:id="0" w:name="_GoBack"/><w:bookmarkEnd w:id="0"/><w:r><w:rPr><w:rFonts w:hint="eastAsia" w:ascii="Times New Roman" w:hAnsi="Times New Roman"/></w:rPr><w:t xml:space="preserve"> </w:t></w:r><w:r><w:rPr><w:rFonts w:ascii="Times New Roman" w:hAnsi="Times New Roman"/></w:rPr><w:t>第     页（共    页）</w:t></w:r></w:p><w:tbl><w:tblPr><w:tblStyle w:val="4"/><w:tblW w:w="4999" w:type="pct"/><w:jc w:val="center"/><w:tblBorders><w:top w:val="single" w:color="auto" w:sz="4" w:space="0"/><w:left w:val="single" w:color="auto" w:sz="4" w:space="0"/><w:bottom w:val="single" w:color="auto" w:sz="4" w:space="0"/><w:right w:val="single" w:color="auto" w:sz="4" w:space="0"/><w:insideH w:val="single" w:color="auto" w:sz="4" w:space="0"/><w:insideV w:val="single" w:color="auto" w:sz="4" w:space="0"/></w:tblBorders><w:tblLayout w:type="autofit"/><w:tblCellMar><w:top w:w="0" w:type="dxa"/><w:left w:w="108" w:type="dxa"/><w:bottom w:w="0" w:type="dxa"/><w:right w:w="108" w:type="dxa"/></w:tblCellMar></w:tblPr><w:tblGrid><w:gridCol w:w="992"/><w:gridCol w:w="65"/><w:gridCol w:w="1179"/><w:gridCol w:w="234"/><w:gridCol w:w="1057"/><w:gridCol w:w="1283"/><w:gridCol w:w="1186"/><w:gridCol w:w="72"/><w:gridCol w:w="985"/><w:gridCol w:w="1467"/></w:tblGrid><w:tr><w:tblPrEx><w:tblBorders><w:top w:val="single" w:color="auto" w:sz="4" w:space="0"/><w:left w:val="single" w:color="auto" w:sz="4" w:space="0"/><w:bottom w:val="single" w:color="auto" w:sz="4" w:space="0"/><w:right w:val="single" w:color="auto" w:sz="4" w:space="0"/><w:insideH w:val="single" w:color="auto" w:sz="4" w:space="0"/><w:insideV w:val="single" w:color="auto" w:sz="4" w:space="0"/></w:tblBorders><w:tblCellMar><w:top w:w="0" w:type="dxa"/><w:left w:w="108" w:type="dxa"/><w:bottom w:w="0" w:type="dxa"/><w:right w:w="108" w:type="dxa"/></w:tblCellMar></w:tblPrEx><w:trPr><w:trHeight w:val="630" w:hRule="atLeast"/><w:jc w:val="center"/></w:trPr><w:tc><w:tcPr><w:tcW w:w="1312" w:type="pct"/><w:gridSpan w:val="3"/><w:noWrap w:val="0"/><w:vAlign w:val="center"/></w:tcPr><w:p><w:pPr><w:jc w:val="center"/><w:rPr><w:rFonts w:ascii="Times New Roman" w:hAnsi="Times New Roman"/></w:rPr></w:pPr><w:r><w:rPr><w:rFonts w:ascii="Times New Roman" w:hAnsi="Times New Roman"/></w:rPr><w:t>项目名称</w:t></w:r></w:p></w:tc><w:tc><w:tcPr><w:tcW w:w="3687" w:type="pct"/><w:gridSpan w:val="7"/><w:noWrap w:val="0"/><w:vAlign w:val="top"/></w:tcPr><w:p><w:pPr><w:rPr><w:rFonts w:ascii="Times New Roman" w:hAnsi="Times New Roman"/></w:rPr></w:pPr></w:p><w:r><w:t xml:space="preserve">{projectName}</w:t></w:r></w:tc></w:tr><w:tr><w:tblPrEx><w:tblBorders><w:top w:val="single" w:color="auto" w:sz="4" w:space="0"/><w:left w:val="single" w:color="auto" w:sz="4" w:space="0"/><w:bottom w:val="single" w:color="auto" w:sz="4" w:space="0"/><w:right w:val="single" w:color="auto" w:sz="4" w:space="0"/><w:insideH w:val="single" w:color="auto" w:sz="4" w:space="0"/><w:insideV w:val="single" w:color="auto" w:sz="4" w:space="0"/></w:tblBorders><w:tblCellMar><w:top w:w="0" w:type="dxa"/><w:left w:w="108" w:type="dxa"/><w:bottom w:w="0" w:type="dxa"/><w:right w:w="108" w:type="dxa"/></w:tblCellMar></w:tblPrEx><w:trPr><w:trHeight w:val="630" w:hRule="atLeast"/><w:jc w:val="center"/></w:trPr><w:tc><w:tcPr><w:tcW w:w="1312" w:type="pct"/><w:gridSpan w:val="3"/><w:noWrap w:val="0"/><w:vAlign w:val="center"/></w:tcPr><w:p><w:pPr><w:jc w:val="center"/><w:rPr><w:rFonts w:hint="eastAsia" w:ascii="Times New Roman" w:hAnsi="Times New Roman"/></w:rPr></w:pPr><w:r><w:rPr><w:rFonts w:ascii="Times New Roman" w:hAnsi="Times New Roman"/></w:rPr><w:t>被审计</w:t></w:r><w:r><w:rPr><w:rFonts w:hint="eastAsia" w:ascii="Times New Roman" w:hAnsi="Times New Roman"/><w:i/></w:rPr><w:t>（调查）</w:t></w:r></w:p><w:p><w:pPr><w:jc w:val="center"/><w:rPr><w:rFonts w:hint="eastAsia" w:ascii="Times New Roman" w:hAnsi="Times New Roman"/></w:rPr></w:pPr><w:r><w:rPr><w:rFonts w:ascii="Times New Roman" w:hAnsi="Times New Roman"/></w:rPr><w:t>单位</w:t></w:r><w:r><w:rPr><w:rFonts w:hint="eastAsia" w:ascii="Times New Roman" w:hAnsi="Times New Roman"/></w:rPr><w:t>或个人</w:t></w:r></w:p></w:tc><w:tc><w:tcPr><w:tcW w:w="3687" w:type="pct"/><w:gridSpan w:val="7"/><w:noWrap w:val="0"/><w:vAlign w:val="top"/></w:tcPr><w:p><w:pPr><w:rPr><w:rFonts w:ascii="Times New Roman" w:hAnsi="Times New Roman"/></w:rPr></w:pPr></w:p><w:r><w:t xml:space="preserve">{auditedUnit}</w:t></w:r></w:tc></w:tr><w:tr><w:tblPrEx><w:tblBorders><w:top w:val="single" w:color="auto" w:sz="4" w:space="0"/><w:left w:val="single" w:color="auto" w:sz="4" w:space="0"/><w:bottom w:val="single" w:color="auto" w:sz="4" w:space="0"/><w:right w:val="single" w:color="auto" w:sz="4" w:space="0"/><w:insideH w:val="single" w:color="auto" w:sz="4" w:space="0"/><w:insideV w:val="single" w:color="auto" w:sz="4" w:space="0"/></w:tblBorders><w:tblCellMar><w:top w:w="0" w:type="dxa"/><w:left w:w="108" w:type="dxa"/><w:bottom w:w="0" w:type="dxa"/><w:right w:w="108" w:type="dxa"/></w:tblCellMar></w:tblPrEx><w:trPr><w:trHeight w:val="630" w:hRule="atLeast"/><w:jc w:val="center"/></w:trPr><w:tc><w:tcPr><w:tcW w:w="1312" w:type="pct"/><w:gridSpan w:val="3"/><w:noWrap w:val="0"/><w:vAlign w:val="center"/></w:tcPr><w:p><w:pPr><w:jc w:val="center"/><w:rPr><w:rFonts w:hint="eastAsia" w:ascii="Times New Roman" w:hAnsi="Times New Roman"/></w:rPr></w:pPr><w:r><w:rPr><w:rFonts w:ascii="Times New Roman" w:hAnsi="Times New Roman"/></w:rPr><w:t>审计</w:t></w:r><w:r><w:rPr><w:rFonts w:ascii="Times New Roman" w:hAnsi="Times New Roman"/><w:i/></w:rPr><w:t>（调查）</w:t></w:r><w:r><w:rPr><w:rFonts w:ascii="Times New Roman" w:hAnsi="Times New Roman"/></w:rPr><w:t>事项</w:t></w:r></w:p></w:tc><w:tc><w:tcPr><w:tcW w:w="3687" w:type="pct"/><w:gridSpan w:val="7"/><w:noWrap w:val="0"/><w:vAlign w:val="top"/></w:tcPr><w:p><w:pPr><w:rPr><w:rFonts w:ascii="Times New Roman" w:hAnsi="Times New Roman"/></w:rPr></w:pPr></w:p><w:r><w:t xml:space="preserve">{auditMatter}</w:t></w:r></w:tc></w:tr><w:tr><w:tblPrEx><w:tblBorders><w:top w:val="single" w:color="auto" w:sz="4" w:space="0"/><w:left w:val="single" w:color="auto" w:sz="4" w:space="0"/><w:bottom w:val="single" w:color="auto" w:sz="4" w:space="0"/><w:right w:val="single" w:color="auto" w:sz="4" w:space="0"/><w:insideH w:val="single" w:color="auto" w:sz="4" w:space="0"/><w:insideV w:val="single" w:color="auto" w:sz="4" w:space="0"/></w:tblBorders><w:tblCellMar><w:top w:w="0" w:type="dxa"/><w:left w:w="108" w:type="dxa"/><w:bottom w:w="0" w:type="dxa"/><w:right w:w="108" w:type="dxa"/></w:tblCellMar></w:tblPrEx><w:trPr><w:cantSplit/><w:trHeight w:val="2840" w:hRule="atLeast"/><w:jc w:val="center"/></w:trPr><w:tc><w:tcPr><w:tcW w:w="582" w:type="pct"/><w:tcBorders><w:bottom w:val="single" w:color="auto" w:sz="4" w:space="0"/></w:tcBorders><w:noWrap w:val="0"/><w:vAlign w:val="center"/></w:tcPr><w:p><w:pPr><w:jc w:val="center"/><w:rPr><w:rFonts w:ascii="Times New Roman" w:hAnsi="Times New Roman"/></w:rPr></w:pPr><w:r><w:rPr><w:rFonts w:ascii="Times New Roman" w:hAnsi="Times New Roman"/></w:rPr><w:t>审计</w:t></w:r></w:p><w:p><w:pPr><w:jc w:val="center"/><w:rPr><w:rFonts w:ascii="Times New Roman" w:hAnsi="Times New Roman"/></w:rPr></w:pPr></w:p><w:p><w:pPr><w:jc w:val="center"/><w:rPr><w:rFonts w:ascii="Times New Roman" w:hAnsi="Times New Roman"/><w:i/></w:rPr></w:pPr><w:r><w:rPr><w:rFonts w:ascii="Times New Roman" w:hAnsi="Times New Roman"/><w:i/></w:rPr><w:t>（调查）</w:t></w:r></w:p><w:p><w:pPr><w:jc w:val="center"/><w:rPr><w:rFonts w:ascii="Times New Roman" w:hAnsi="Times New Roman"/></w:rPr></w:pPr></w:p><w:p><w:pPr><w:jc w:val="center"/><w:rPr><w:rFonts w:ascii="Times New Roman" w:hAnsi="Times New Roman"/></w:rPr></w:pPr><w:r><w:rPr><w:rFonts w:ascii="Times New Roman" w:hAnsi="Times New Roman"/></w:rPr><w:t>事项</w:t></w:r></w:p><w:p><w:pPr><w:jc w:val="center"/><w:rPr><w:rFonts w:ascii="Times New Roman" w:hAnsi="Times New Roman"/></w:rPr></w:pPr></w:p><w:p><w:pPr><w:jc w:val="center"/><w:rPr><w:rFonts w:ascii="Times New Roman" w:hAnsi="Times New Roman"/></w:rPr></w:pPr><w:r><w:rPr><w:rFonts w:ascii="Times New Roman" w:hAnsi="Times New Roman"/></w:rPr><w:t>摘要</w:t></w:r></w:p></w:tc><w:tc></w:r><w:r><w:rPr><w:rFonts w:hint="default" w:ascii="Times New Roman" w:hAnsi="Times New Roman" w:cs="Times New Roman"/><w:i/><w:iCs/><w:lang w:val="en-US" w:eastAsia="zh-CN"/></w:rPr></w:r><w:r><w:rPr><w:rFonts w:hint="default" w:ascii="Times New Roman" w:hAnsi="Times New Roman" w:cs="Times New Roman"/><w:i/><w:iCs/></w:rPr></w:r><w:r><w:rPr><w:rFonts w:hint="default" w:ascii="Times New Roman" w:hAnsi="Times New Roman" w:eastAsia="宋体" w:cs="Times New Roman"/><w:i/><w:iCs/><w:sz w:val="21"/><w:szCs w:val="22"/><w:lang w:eastAsia="zh-CN"/></w:rPr></w:r><w:r><w:rPr><w:rFonts w:hint="default" w:ascii="Times New Roman" w:hAnsi="Times New Roman" w:cs="Times New Roman"/><w:i/><w:iCs/></w:rPr></w:r><w:r><w:rPr><w:rFonts w:hint="default" w:ascii="Times New Roman" w:hAnsi="Times New Roman" w:eastAsia="宋体" w:cs="Times New Roman"/><w:i/><w:iCs/><w:sz w:val="21"/><w:szCs w:val="22"/><w:lang w:eastAsia="zh-CN"/></w:rPr></w:r><w:r><w:rPr><w:rFonts w:hint="eastAsia" w:ascii="Times New Roman" w:hAnsi="Times New Roman" w:eastAsia="宋体" w:cs="Times New Roman"/><w:i/><w:iCs/><w:sz w:val="21"/><w:szCs w:val="22"/><w:lang w:eastAsia="zh-CN"/></w:rPr></w:r><w:r><w:rPr><w:rFonts w:hint="default" w:ascii="Times New Roman" w:hAnsi="Times New Roman" w:cs="Times New Roman"/><w:i/><w:iCs/></w:rPr></w:r><w:r><w:rPr><w:rFonts w:hint="eastAsia" w:ascii="Times New Roman" w:hAnsi="Times New Roman" w:cs="Times New Roman"/><w:i/><w:iCs/><w:lang w:eastAsia="zh-CN"/></w:rPr></w:r><w:r><w:rPr><w:rFonts w:hint="default" w:ascii="Times New Roman" w:hAnsi="Times New Roman" w:cs="Times New Roman"/><w:i/><w:iCs/></w:rPr></w:r><w:r><w:rPr><w:rFonts w:hint="eastAsia" w:ascii="Times New Roman" w:hAnsi="Times New Roman" w:cs="Times New Roman"/><w:i/><w:iCs/><w:lang w:eastAsia="zh-CN"/></w:rPr></w:r><w:r><w:rPr><w:rFonts w:hint="default" w:ascii="Times New Roman" w:hAnsi="Times New Roman" w:cs="Times New Roman"/><w:i/><w:iCs/></w:rPr></w:r><w:r><w:rPr><w:rFonts w:hint="eastAsia" w:ascii="Times New Roman" w:hAnsi="Times New Roman" w:cs="Times New Roman"/><w:i/><w:iCs/><w:lang w:eastAsia="zh-CN"/></w:rPr></w:r><w:r><w:rPr><w:rFonts w:hint="default" w:ascii="Times New Roman" w:hAnsi="Times New Roman" w:eastAsia="宋体" w:cs="Times New Roman"/><w:i/><w:iCs/><w:sz w:val="21"/><w:szCs w:val="22"/><w:lang w:val="en-US" w:eastAsia="zh-CN"/></w:rPr></w:r><w:r><w:rPr><w:rFonts w:hint="default" w:ascii="Times New Roman" w:hAnsi="Times New Roman" w:eastAsia="宋体" w:cs="Times New Roman"/><w:i/><w:iCs/><w:sz w:val="21"/><w:szCs w:val="22"/><w:lang w:eastAsia="zh-CN"/></w:rPr></w:r></w:p><w:p><w:pPr><w:pStyle w:val="3"/><w:rPr><w:rFonts w:hint="eastAsia"/><w:lang w:eastAsia="zh-CN"/></w:rPr></w:pPr></w:p><w:r><w:t xml:space="preserve">{matterSummary}</w:t></w:r></w:tc></w:tr><w:tr><w:tblPrEx><w:tblBorders><w:top w:val="single" w:color="auto" w:sz="4" w:space="0"/><w:left w:val="single" w:color="auto" w:sz="4" w:space="0"/><w:bottom w:val="single" w:color="auto" w:sz="4" w:space="0"/><w:right w:val="single" w:color="auto" w:sz="4" w:space="0"/><w:insideH w:val="single" w:color="auto" w:sz="4" w:space="0"/><w:insideV w:val="single" w:color="auto" w:sz="4" w:space="0"/></w:tblBorders><w:tblCellMar><w:top w:w="0" w:type="dxa"/><w:left w:w="108" w:type="dxa"/><w:bottom w:w="0" w:type="dxa"/><w:right w:w="108" w:type="dxa"/></w:tblCellMar></w:tblPrEx><w:trPr><w:cantSplit/><w:trHeight w:val="420" w:hRule="atLeast"/><w:jc w:val="center"/></w:trPr><w:tc><w:tcPr><w:tcW w:w="1449" w:type="pct"/><w:gridSpan w:val="4"/><w:tcBorders><w:top w:val="single" w:color="auto" w:sz="4" w:space="0"/><w:left w:val="single" w:color="auto" w:sz="4" w:space="0"/><w:bottom w:val="single" w:color="auto" w:sz="4" w:space="0"/><w:right w:val="single" w:color="auto" w:sz="4" w:space="0"/></w:tcBorders><w:noWrap w:val="0"/><w:vAlign w:val="center"/></w:tcPr><w:p><w:pPr><w:rPr><w:rFonts w:ascii="Times New Roman" w:hAnsi="Times New Roman"/></w:rPr></w:pPr><w:r><w:rPr><w:rFonts w:ascii="Times New Roman" w:hAnsi="Times New Roman"/></w:rPr><w:t>审计人员</w:t></w:r></w:p></w:tc><w:tc><w:tcPr><w:tcW w:w="1373" w:type="pct"/><w:gridSpan w:val="2"/><w:tcBorders><w:top w:val="single" w:color="auto" w:sz="4" w:space="0"/><w:left w:val="single" w:color="auto" w:sz="4" w:space="0"/><w:bottom w:val="single" w:color="auto" w:sz="4" w:space="0"/><w:right w:val="single" w:color="auto" w:sz="4" w:space="0"/></w:tcBorders><w:noWrap w:val="0"/><w:vAlign w:val="center"/></w:tcPr><w:p><w:pPr><w:rPr><w:rFonts w:ascii="Times New Roman" w:hAnsi="Times New Roman"/></w:rPr></w:pPr></w:p><w:r><w:t xml:space="preserve">{auditorName}</w:t></w:r></w:tc><w:tc><w:tcPr><w:tcW w:w="738" w:type="pct"/><w:gridSpan w:val="2"/><w:tcBorders><w:top w:val="single" w:color="auto" w:sz="4" w:space="0"/><w:left w:val="single" w:color="auto" w:sz="4" w:space="0"/><w:bottom w:val="single" w:color="auto" w:sz="4" w:space="0"/><w:right w:val="single" w:color="auto" w:sz="4" w:space="0"/></w:tcBorders><w:noWrap w:val="0"/><w:vAlign w:val="center"/></w:tcPr><w:p><w:pPr><w:jc w:val="center"/><w:rPr><w:rFonts w:ascii="Times New Roman" w:hAnsi="Times New Roman"/></w:rPr></w:pPr><w:r><w:rPr><w:rFonts w:ascii="Times New Roman" w:hAnsi="Times New Roman"/></w:rPr><w:t>编制日期</w:t></w:r></w:p></w:tc><w:tc><w:tcPr><w:tcW w:w="1439" w:type="pct"/><w:gridSpan w:val="2"/><w:tcBorders><w:top w:val="single" w:color="auto" w:sz="4" w:space="0"/><w:left w:val="single" w:color="auto" w:sz="4" w:space="0"/><w:bottom w:val="single" w:color="auto" w:sz="4" w:space="0"/><w:right w:val="single" w:color="auto" w:sz="4" w:space="0"/></w:tcBorders><w:noWrap w:val="0"/><w:vAlign w:val="center"/></w:tcPr><w:p><w:pPr><w:rPr><w:rFonts w:ascii="Times New Roman" w:hAnsi="Times New Roman"/></w:rPr></w:pPr></w:p><w:r><w:t xml:space="preserve">{compileDate}</w:t></w:r></w:tc></w:tr><w:tr><w:tblPrEx><w:tblBorders><w:top w:val="single" w:color="auto" w:sz="4" w:space="0"/><w:left w:val="single" w:color="auto" w:sz="4" w:space="0"/><w:bottom w:val="single" w:color="auto" w:sz="4" w:space="0"/><w:right w:val="single" w:color="auto" w:sz="4" w:space="0"/><w:insideH w:val="single" w:color="auto" w:sz="4" w:space="0"/><w:insideV w:val="single" w:color="auto" w:sz="4" w:space="0"/></w:tblBorders><w:tblCellMar><w:top w:w="0" w:type="dxa"/><w:left w:w="108" w:type="dxa"/><w:bottom w:w="0" w:type="dxa"/><w:right w:w="108" w:type="dxa"/></w:tblCellMar></w:tblPrEx><w:trPr><w:cantSplit/><w:trHeight w:val="1358" w:hRule="atLeast"/><w:jc w:val="center"/></w:trPr><w:tc><w:tcPr><w:tcW w:w="620" w:type="pct"/><w:gridSpan w:val="2"/><w:vMerge w:val="restart"/><w:tcBorders><w:top w:val="single" w:color="auto" w:sz="4" w:space="0"/><w:left w:val="single" w:color="auto" w:sz="4" w:space="0"/><w:bottom w:val="single" w:color="auto" w:sz="4" w:space="0"/><w:right w:val="single" w:color="auto" w:sz="4" w:space="0"/></w:tcBorders><w:noWrap w:val="0"/><w:vAlign w:val="center"/></w:tcPr><w:p><w:pPr><w:jc w:val="center"/><w:rPr><w:rFonts w:hint="eastAsia" w:ascii="Times New Roman" w:hAnsi="Times New Roman"/></w:rPr></w:pPr><w:r><w:rPr><w:rFonts w:hint="eastAsia" w:ascii="Times New Roman" w:hAnsi="Times New Roman"/></w:rPr><w:t>证据</w:t></w:r></w:p><w:p><w:pPr><w:jc w:val="center"/><w:rPr><w:rFonts w:hint="eastAsia" w:ascii="Times New Roman" w:hAnsi="Times New Roman"/></w:rPr></w:pPr><w:r><w:rPr><w:rFonts w:hint="eastAsia" w:ascii="Times New Roman" w:hAnsi="Times New Roman"/></w:rPr><w:t>提供</w:t></w:r></w:p><w:p><w:pPr><w:jc w:val="center"/><w:rPr><w:rFonts w:hint="eastAsia" w:ascii="Times New Roman" w:hAnsi="Times New Roman"/><w:lang w:eastAsia="zh-CN"/></w:rPr></w:pPr><w:r><w:rPr><w:rFonts w:ascii="Times New Roman" w:hAnsi="Times New Roman"/></w:rPr><w:t>单位</w:t></w:r><w:r><w:rPr><w:rFonts w:hint="eastAsia" w:ascii="Times New Roman" w:hAnsi="Times New Roman"/><w:lang w:eastAsia="zh-CN"/></w:rPr><w:t>或</w:t></w:r></w:p><w:p><w:pPr><w:jc w:val="center"/><w:rPr><w:rFonts w:hint="eastAsia" w:ascii="Times New Roman" w:hAnsi="Times New Roman" w:eastAsia="宋体"/><w:lang w:eastAsia="zh-CN"/></w:rPr></w:pPr><w:r><w:rPr><w:rFonts w:hint="eastAsia" w:ascii="Times New Roman" w:hAnsi="Times New Roman"/><w:lang w:eastAsia="zh-CN"/></w:rPr><w:t>个人</w:t></w:r></w:p><w:p><w:pPr><w:jc w:val="center"/><w:rPr><w:rFonts w:hint="eastAsia" w:ascii="Times New Roman" w:hAnsi="Times New Roman"/></w:rPr></w:pPr><w:r><w:rPr><w:rFonts w:ascii="Times New Roman" w:hAnsi="Times New Roman"/></w:rPr><w:t>意见</w:t></w:r></w:p></w:tc><w:tc><w:tcPr><w:tcW w:w="4379" w:type="pct"/><w:gridSpan w:val="8"/><w:tcBorders><w:top w:val="single" w:color="auto" w:sz="4" w:space="0"/><w:left w:val="single" w:color="auto" w:sz="4" w:space="0"/><w:bottom w:val="single" w:color="auto" w:sz="4" w:space="0"/><w:right w:val="single" w:color="auto" w:sz="4" w:space="0"/></w:tcBorders><w:noWrap w:val="0"/><w:vAlign w:val="center"/></w:tcPr><w:p><w:pPr><w:rPr><w:rFonts w:hint="eastAsia" w:ascii="Times New Roman" w:hAnsi="Times New Roman"/></w:rPr></w:pPr></w:p><w:p><w:pPr><w:rPr><w:rFonts w:hint="eastAsia" w:ascii="Times New Roman" w:hAnsi="Times New Roman"/></w:rPr></w:pPr></w:p><w:p><w:pPr><w:rPr><w:rFonts w:hint="eastAsia" w:ascii="Times New Roman" w:hAnsi="Times New Roman"/></w:rPr></w:pPr></w:p><w:p><w:pPr><w:rPr><w:rFonts w:hint="eastAsia" w:ascii="Times New Roman" w:hAnsi="Times New Roman"/><w:i/></w:rPr></w:pPr></w:p><w:r><w:t xml:space="preserve">{providerOpinion}</w:t></w:r></w:tc></w:tr><w:tr><w:tblPrEx><w:tblBorders><w:top w:val="single" w:color="auto" w:sz="4" w:space="0"/><w:left w:val="single" w:color="auto" w:sz="4" w:space="0"/><w:bottom w:val="single" w:color="auto" w:sz="4" w:space="0"/><w:right w:val="single" w:color="auto" w:sz="4" w:space="0"/><w:insideH w:val="single" w:color="auto" w:sz="4" w:space="0"/><w:insideV w:val="single" w:color="auto" w:sz="4" w:space="0"/></w:tblBorders><w:tblCellMar><w:top w:w="0" w:type="dxa"/><w:left w:w="108" w:type="dxa"/><w:bottom w:w="0" w:type="dxa"/><w:right w:w="108" w:type="dxa"/></w:tblCellMar></w:tblPrEx><w:trPr><w:cantSplit/><w:trHeight w:val="1147" w:hRule="atLeast"/><w:jc w:val="center"/></w:trPr><w:tc><w:tcPr><w:tcW w:w="620" w:type="pct"/><w:gridSpan w:val="2"/><w:vMerge w:val="continue"/><w:tcBorders><w:top w:val="single" w:color="auto" w:sz="4" w:space="0"/><w:left w:val="single" w:color="auto" w:sz="4" w:space="0"/><w:bottom w:val="single" w:color="auto" w:sz="4" w:space="0"/><w:right w:val="single" w:color="auto" w:sz="4" w:space="0"/></w:tcBorders><w:noWrap w:val="0"/><w:vAlign w:val="center"/></w:tcPr><w:p><w:pPr><w:jc w:val="center"/><w:rPr><w:rFonts w:hint="eastAsia" w:ascii="Times New Roman" w:hAnsi="Times New Roman"/></w:rPr></w:pPr></w:p></w:tc><w:tc></w:r><w:r><w:rPr><w:rFonts w:hint="eastAsia" w:ascii="Times New Roman" w:hAnsi="Times New Roman" w:cs="Times New Roman"/><w:szCs w:val="22"/><w:lang w:eastAsia="zh-CN"/></w:rPr></w:r><w:r><w:rPr><w:rFonts w:hint="eastAsia" w:ascii="Times New Roman" w:hAnsi="Times New Roman" w:cs="Times New Roman"/><w:szCs w:val="22"/></w:rPr></w:r></w:p><w:r><w:t xml:space="preserve">{providerSignature}</w:t></w:r></w:tc><w:tc><w:tcPr><w:tcW w:w="1449" w:type="pct"/><w:gridSpan w:val="2"/><w:tcBorders><w:top w:val="single" w:color="auto" w:sz="4" w:space="0"/><w:left w:val="single" w:color="auto" w:sz="4" w:space="0"/><w:bottom w:val="single" w:color="auto" w:sz="4" w:space="0"/><w:right w:val="single" w:color="auto" w:sz="4" w:space="0"/></w:tcBorders><w:noWrap w:val="0"/><w:vAlign w:val="center"/></w:tcPr><w:p><w:pPr><w:rPr><w:rFonts w:ascii="Times New Roman" w:hAnsi="Times New Roman"/></w:rPr></w:pPr></w:p></w:tc><w:tc></w:r></w:p><w:r><w:t xml:space="preserve">{feedbackDeadline}</w:t></w:r></w:tc><w:tc><w:tcPr><w:tcW w:w="860" w:type="pct"/><w:tcBorders><w:top w:val="single" w:color="auto" w:sz="4" w:space="0"/><w:left w:val="single" w:color="auto" w:sz="4" w:space="0"/><w:bottom w:val="single" w:color="auto" w:sz="4" w:space="0"/><w:right w:val="single" w:color="auto" w:sz="4" w:space="0"/></w:tcBorders><w:noWrap w:val="0"/><w:vAlign w:val="center"/></w:tcPr><w:p><w:pPr><w:rPr><w:rFonts w:ascii="Times New Roman" w:hAnsi="Times New Roman"/></w:rPr></w:pPr></w:p></w:tc></w:tr></w:tbl><w:p><w:pPr><w:wordWrap w:val="0"/><w:jc w:val="right"/><w:rPr><w:rFonts w:ascii="Times New Roman" w:hAnsi="Times New Roman"/></w:rPr></w:pPr><w:r><w:rPr><w:rFonts w:ascii="Times New Roman" w:hAnsi="Times New Roman"/></w:rPr><w:t xml:space="preserve">附件：     </w:t></w:r><w:r><w:rPr><w:rFonts w:hint="eastAsia" w:ascii="Times New Roman" w:hAnsi="Times New Roman"/></w:rPr><w:t xml:space="preserve">页 </w:t></w:r></w:p><w:p><w:pPr><w:adjustRightInd w:val="0"/><w:snapToGrid w:val="0"/><w:rPr><w:rFonts w:hint="eastAsia" w:ascii="楷体" w:hAnsi="楷体" w:eastAsia="楷体" w:cs="楷体"/><w:lang w:eastAsia="zh-CN"/></w:rPr></w:pPr><w:r><w:rPr><w:rFonts w:hint="eastAsia" w:ascii="楷体" w:hAnsi="楷体" w:eastAsia="楷体" w:cs="楷体"/></w:rPr><w:t>说明：</w:t></w:r><w:r><w:rPr><w:rFonts w:hint="default" w:ascii="Times New Roman" w:hAnsi="Times New Roman" w:eastAsia="楷体" w:cs="Times New Roman"/><w:lang w:val="en-US" w:eastAsia="zh-CN"/></w:rPr><w:t>1．</w:t></w:r><w:r><w:rPr><w:rFonts w:hint="eastAsia" w:ascii="楷体" w:hAnsi="楷体" w:eastAsia="楷体" w:cs="楷体"/><w:lang w:val="en-US" w:eastAsia="zh-CN"/></w:rPr><w:t>请你单位在    年  月  日前</w:t></w:r><w:r><w:rPr><w:rFonts w:hint="eastAsia" w:ascii="楷体" w:hAnsi="楷体" w:eastAsia="楷体" w:cs="楷体"/><w:lang w:eastAsia="zh-CN"/></w:rPr><w:t>反馈意见，逾期未反馈的视为无异议。</w:t></w:r></w:p><w:p><w:pPr><w:adjustRightInd w:val="0"/><w:snapToGrid w:val="0"/><w:jc w:val="left"/><w:rPr><w:rFonts w:hint="eastAsia" w:ascii="楷体" w:hAnsi="楷体" w:eastAsia="楷体" w:cs="楷体"/></w:rPr></w:pPr><w:r><w:rPr><w:rFonts w:hint="eastAsia" w:ascii="楷体" w:hAnsi="楷体" w:eastAsia="楷体" w:cs="楷体"/><w:lang w:val="en-US" w:eastAsia="zh-CN"/></w:rPr><w:t xml:space="preserve">      </w:t></w:r><w:r><w:rPr><w:rFonts w:hint="default" w:ascii="Times New Roman" w:hAnsi="Times New Roman" w:eastAsia="楷体" w:cs="Times New Roman"/><w:lang w:val="en-US" w:eastAsia="zh-CN"/></w:rPr><w:t>2．</w:t></w:r><w:r><w:rPr><w:rFonts w:hint="eastAsia" w:ascii="楷体" w:hAnsi="楷体" w:eastAsia="楷体" w:cs="楷体"/></w:rPr><w:t>证据提供单位意见栏填写不下的，可另附说明。</w:t></w:r></w:p><w:p><w:pPr><w:pStyle w:val="2"/><w:adjustRightInd w:val="0"/><w:ind w:firstLine="630" w:firstLineChars="300"/><w:rPr><w:rFonts w:hint="eastAsia" w:ascii="楷体" w:hAnsi="楷体" w:eastAsia="楷体" w:cs="楷体"/><w:sz w:val="21"/><w:szCs w:val="22"/></w:rPr></w:pPr><w:r><w:rPr><w:rFonts w:hint="default" w:ascii="Times New Roman" w:hAnsi="Times New Roman" w:eastAsia="楷体" w:cs="Times New Roman"/><w:sz w:val="21"/><w:szCs w:val="22"/><w:lang w:val="en-US" w:eastAsia="zh-CN"/></w:rPr><w:t>3．</w:t></w:r><w:r><w:rPr><w:rFonts w:hint="eastAsia" w:ascii="楷体" w:hAnsi="楷体" w:eastAsia="楷体" w:cs="楷体"/><w:sz w:val="21"/><w:szCs w:val="22"/></w:rPr><w:t>审</w:t></w:r><w:r><w:rPr><w:rFonts w:hint="eastAsia" w:ascii="楷体" w:hAnsi="楷体" w:eastAsia="楷体" w:cs="楷体"/><w:spacing w:val="-8"/><w:sz w:val="21"/><w:szCs w:val="22"/></w:rPr><w:t>计取证单不得通过互联网、手机、微信等渠道传递</w:t></w:r><w:r><w:rPr><w:rFonts w:hint="eastAsia" w:ascii="楷体" w:hAnsi="楷体" w:eastAsia="楷体" w:cs="楷体"/><w:spacing w:val="-8"/><w:sz w:val="21"/><w:szCs w:val="22"/><w:lang w:eastAsia="zh-CN"/></w:rPr><w:t>，不得用于与审计工作无关的目的</w:t></w:r><w:r><w:rPr><w:rFonts w:hint="eastAsia" w:ascii="楷体" w:hAnsi="楷体" w:eastAsia="楷体" w:cs="楷体"/><w:spacing w:val="-8"/><w:sz w:val="21"/><w:szCs w:val="22"/></w:rPr><w:t>。</w:t></w:r></w:p><w:p><w:pPr><w:adjustRightInd w:val="0"/><w:snapToGrid w:val="0"/><w:rPr><w:rFonts w:hint="eastAsia" w:ascii="楷体" w:hAnsi="楷体" w:eastAsia="楷体" w:cs="楷体"/><w:lang w:val="en-US" w:eastAsia="zh-CN"/></w:rPr></w:pPr><w:r><w:rPr><w:rFonts w:hint="eastAsia" w:ascii="楷体" w:hAnsi="楷体" w:eastAsia="楷体" w:cs="楷体"/><w:sz w:val="21"/><w:szCs w:val="22"/><w:lang w:val="en-US" w:eastAsia="zh-CN"/></w:rPr><w:t xml:space="preserve">     </w:t></w:r><w:r><w:rPr><w:rFonts w:hint="default" w:ascii="Times New Roman" w:hAnsi="Times New Roman" w:eastAsia="楷体" w:cs="Times New Roman"/><w:sz w:val="21"/><w:szCs w:val="22"/><w:lang w:val="en-US" w:eastAsia="zh-CN"/></w:rPr><w:t xml:space="preserve"> 4．</w:t></w:r><w:r><w:rPr><w:rFonts w:hint="eastAsia" w:ascii="楷体" w:hAnsi="楷体" w:eastAsia="楷体" w:cs="楷体"/><w:sz w:val="21"/><w:szCs w:val="22"/><w:lang w:val="en-US" w:eastAsia="zh-CN"/></w:rPr><w:t>审计取证单已定密的，请严格执行有关保密规定，控制知悉范围。</w:t></w:r></w:p>
+<w:p><w:r><w:rPr><w:rFonts w:hint="default" w:eastAsia="仿宋"/><w:sz w:val="28"/></w:rPr><w:t>{content}</w:t></w:r></w:p></w:p><w:p/><w:sectPr><w:pgSz w:w="11906" w:h="16838"/><w:pgMar w:top="1440" w:right="1800" w:bottom="1440" w:left="1800" w:header="851" w:footer="992" w:gutter="0"/><w:cols w:space="425" w:num="1"/><w:docGrid w:type="lines" w:linePitch="312" w:charSpace="0"/></w:sectPr></w:body></w:document>
 </file>
 
 <file path=word/styles.xml><?xml version="1.0" encoding="utf-8"?>
